--- a/steganography/docs/reports/2025/2/11/ПР2.docx
+++ b/steganography/docs/reports/2025/2/11/ПР2.docx
@@ -549,7 +549,7 @@
           <w:rFonts w:ascii="Times New Roman" w:hAnsi="Times New Roman"/>
           <w:sz w:val="28"/>
         </w:rPr>
-        <w:t>• infrastructure/text_format_encode/docx_container_writer.py — пишет docx через python-docx и прямые OOXML-элементы (w:color, w:sz, w:w, w:spacing, ...).</w:t>
+        <w:t>• infrastructure/text_format_encode/docx_container_writer.py — пишет docx через python-docx и прямые OOXML-элементы (w:color, w:sz, w:w, w:spacing, ...), воссоздавая исходную разбивку на строки и шрифт контейнера.</w:t>
       </w:r>
     </w:p>
     <w:p>
@@ -562,7 +562,7 @@
           <w:rFonts w:ascii="Times New Roman" w:hAnsi="Times New Roman"/>
           <w:sz w:val="28"/>
         </w:rPr>
-        <w:t>• infrastructure/text_format_encode/docx_cover_text_reader.py — читает плоский cover-текст из существующего docx.</w:t>
+        <w:t>• infrastructure/text_format_encode/docx_cover_text_reader.py — читает cover-текст из docx с сохранением построчной структуры (абзацы, переводы строк) и базового шрифта.</w:t>
       </w:r>
     </w:p>
     <w:p>
@@ -608,6 +608,49 @@
     </w:p>
     <w:p>
       <w:pPr>
+        <w:keepNext/>
+        <w:spacing w:before="120" w:after="0" w:line="240" w:lineRule="auto"/>
+        <w:ind w:firstLine="0"/>
+        <w:jc w:val="center"/>
+      </w:pPr>
+      <w:r>
+        <w:drawing>
+          <wp:inline xmlns:a="http://schemas.openxmlformats.org/drawingml/2006/main" xmlns:pic="http://schemas.openxmlformats.org/drawingml/2006/picture">
+            <wp:extent cx="5760000" cy="3985927"/>
+            <wp:docPr id="8" name="Picture 8"/>
+            <wp:cNvGraphicFramePr>
+              <a:graphicFrameLocks noChangeAspect="1"/>
+            </wp:cNvGraphicFramePr>
+            <a:graphic>
+              <a:graphicData uri="http://schemas.openxmlformats.org/drawingml/2006/picture">
+                <pic:pic>
+                  <pic:nvPicPr>
+                    <pic:cNvPr id="0" name="s1_plan_builder.png"/>
+                    <pic:cNvPicPr/>
+                  </pic:nvPicPr>
+                  <pic:blipFill>
+                    <a:blip r:embed="rId17"/>
+                    <a:stretch>
+                      <a:fillRect/>
+                    </a:stretch>
+                  </pic:blipFill>
+                  <pic:spPr>
+                    <a:xfrm>
+                      <a:off x="0" y="0"/>
+                      <a:ext cx="5760000" cy="3985927"/>
+                    </a:xfrm>
+                    <a:prstGeom prst="rect"/>
+                  </pic:spPr>
+                </pic:pic>
+              </a:graphicData>
+            </a:graphic>
+          </wp:inline>
+        </w:drawing>
+      </w:r>
+    </w:p>
+    <w:p>
+      <w:pPr>
+        <w:keepNext w:val="0"/>
         <w:spacing w:before="80" w:after="160"/>
         <w:ind w:firstLine="0"/>
         <w:jc w:val="center"/>
@@ -623,342 +666,49 @@
     </w:p>
     <w:p>
       <w:pPr>
-        <w:spacing w:after="0" w:line="240" w:lineRule="auto"/>
-        <w:ind w:firstLine="0" w:left="283"/>
+        <w:keepNext/>
+        <w:spacing w:before="120" w:after="0" w:line="240" w:lineRule="auto"/>
+        <w:ind w:firstLine="0"/>
+        <w:jc w:val="center"/>
       </w:pPr>
       <w:r>
-        <w:rPr>
-          <w:rFonts w:ascii="Courier New" w:hAnsi="Courier New"/>
-          <w:color w:val="101010"/>
-          <w:sz w:val="20"/>
-        </w:rPr>
-        <w:t>class ContainerPlanBuilder:</w:t>
+        <w:drawing>
+          <wp:inline xmlns:a="http://schemas.openxmlformats.org/drawingml/2006/main" xmlns:pic="http://schemas.openxmlformats.org/drawingml/2006/picture">
+            <wp:extent cx="5760000" cy="4361829"/>
+            <wp:docPr id="9" name="Picture 9"/>
+            <wp:cNvGraphicFramePr>
+              <a:graphicFrameLocks noChangeAspect="1"/>
+            </wp:cNvGraphicFramePr>
+            <a:graphic>
+              <a:graphicData uri="http://schemas.openxmlformats.org/drawingml/2006/picture">
+                <pic:pic>
+                  <pic:nvPicPr>
+                    <pic:cNvPr id="0" name="s2_writer.png"/>
+                    <pic:cNvPicPr/>
+                  </pic:nvPicPr>
+                  <pic:blipFill>
+                    <a:blip r:embed="rId18"/>
+                    <a:stretch>
+                      <a:fillRect/>
+                    </a:stretch>
+                  </pic:blipFill>
+                  <pic:spPr>
+                    <a:xfrm>
+                      <a:off x="0" y="0"/>
+                      <a:ext cx="5760000" cy="4361829"/>
+                    </a:xfrm>
+                    <a:prstGeom prst="rect"/>
+                  </pic:spPr>
+                </pic:pic>
+              </a:graphicData>
+            </a:graphic>
+          </wp:inline>
+        </w:drawing>
       </w:r>
     </w:p>
     <w:p>
       <w:pPr>
-        <w:spacing w:after="0" w:line="240" w:lineRule="auto"/>
-        <w:ind w:firstLine="0" w:left="283"/>
-      </w:pPr>
-      <w:r>
-        <w:rPr>
-          <w:rFonts w:ascii="Courier New" w:hAnsi="Courier New"/>
-          <w:color w:val="101010"/>
-          <w:sz w:val="20"/>
-        </w:rPr>
-        <w:t xml:space="preserve">    """Строит план форматирования контейнера-результата."""</w:t>
-      </w:r>
-    </w:p>
-    <w:p>
-      <w:pPr>
-        <w:spacing w:after="0" w:line="240" w:lineRule="auto"/>
-        <w:ind w:firstLine="0" w:left="283"/>
-      </w:pPr>
-      <w:r>
-        <w:rPr>
-          <w:rFonts w:ascii="Courier New" w:hAnsi="Courier New"/>
-          <w:color w:val="101010"/>
-          <w:sz w:val="20"/>
-        </w:rPr>
-        <w:t xml:space="preserve"> </w:t>
-      </w:r>
-    </w:p>
-    <w:p>
-      <w:pPr>
-        <w:spacing w:after="0" w:line="240" w:lineRule="auto"/>
-        <w:ind w:firstLine="0" w:left="283"/>
-      </w:pPr>
-      <w:r>
-        <w:rPr>
-          <w:rFonts w:ascii="Courier New" w:hAnsi="Courier New"/>
-          <w:color w:val="101010"/>
-          <w:sz w:val="20"/>
-        </w:rPr>
-        <w:t xml:space="preserve">    def build(self, payload: SecretPayload, cover_text: str) -&gt; FormattingPlan:</w:t>
-      </w:r>
-    </w:p>
-    <w:p>
-      <w:pPr>
-        <w:spacing w:after="0" w:line="240" w:lineRule="auto"/>
-        <w:ind w:firstLine="0" w:left="283"/>
-      </w:pPr>
-      <w:r>
-        <w:rPr>
-          <w:rFonts w:ascii="Courier New" w:hAnsi="Courier New"/>
-          <w:color w:val="101010"/>
-          <w:sz w:val="20"/>
-        </w:rPr>
-        <w:t xml:space="preserve">        bits = payload.encoding.encode(payload.secret_text)</w:t>
-      </w:r>
-    </w:p>
-    <w:p>
-      <w:pPr>
-        <w:spacing w:after="0" w:line="240" w:lineRule="auto"/>
-        <w:ind w:firstLine="0" w:left="283"/>
-      </w:pPr>
-      <w:r>
-        <w:rPr>
-          <w:rFonts w:ascii="Courier New" w:hAnsi="Courier New"/>
-          <w:color w:val="101010"/>
-          <w:sz w:val="20"/>
-        </w:rPr>
-        <w:t xml:space="preserve">        if bits is None:</w:t>
-      </w:r>
-    </w:p>
-    <w:p>
-      <w:pPr>
-        <w:spacing w:after="0" w:line="240" w:lineRule="auto"/>
-        <w:ind w:firstLine="0" w:left="283"/>
-      </w:pPr>
-      <w:r>
-        <w:rPr>
-          <w:rFonts w:ascii="Courier New" w:hAnsi="Courier New"/>
-          <w:color w:val="101010"/>
-          <w:sz w:val="20"/>
-        </w:rPr>
-        <w:t xml:space="preserve">            raise UnencodableSecretError(payload.encoding.name)</w:t>
-      </w:r>
-    </w:p>
-    <w:p>
-      <w:pPr>
-        <w:spacing w:after="0" w:line="240" w:lineRule="auto"/>
-        <w:ind w:firstLine="0" w:left="283"/>
-      </w:pPr>
-      <w:r>
-        <w:rPr>
-          <w:rFonts w:ascii="Courier New" w:hAnsi="Courier New"/>
-          <w:color w:val="101010"/>
-          <w:sz w:val="20"/>
-        </w:rPr>
-        <w:t xml:space="preserve">        if len(bits) &gt; len(cover_text):</w:t>
-      </w:r>
-    </w:p>
-    <w:p>
-      <w:pPr>
-        <w:spacing w:after="0" w:line="240" w:lineRule="auto"/>
-        <w:ind w:firstLine="0" w:left="283"/>
-      </w:pPr>
-      <w:r>
-        <w:rPr>
-          <w:rFonts w:ascii="Courier New" w:hAnsi="Courier New"/>
-          <w:color w:val="101010"/>
-          <w:sz w:val="20"/>
-        </w:rPr>
-        <w:t xml:space="preserve">            raise ContainerTooSmallError(</w:t>
-      </w:r>
-    </w:p>
-    <w:p>
-      <w:pPr>
-        <w:spacing w:after="0" w:line="240" w:lineRule="auto"/>
-        <w:ind w:firstLine="0" w:left="283"/>
-      </w:pPr>
-      <w:r>
-        <w:rPr>
-          <w:rFonts w:ascii="Courier New" w:hAnsi="Courier New"/>
-          <w:color w:val="101010"/>
-          <w:sz w:val="20"/>
-        </w:rPr>
-        <w:t xml:space="preserve">                required_bits=len(bits),</w:t>
-      </w:r>
-    </w:p>
-    <w:p>
-      <w:pPr>
-        <w:spacing w:after="0" w:line="240" w:lineRule="auto"/>
-        <w:ind w:firstLine="0" w:left="283"/>
-      </w:pPr>
-      <w:r>
-        <w:rPr>
-          <w:rFonts w:ascii="Courier New" w:hAnsi="Courier New"/>
-          <w:color w:val="101010"/>
-          <w:sz w:val="20"/>
-        </w:rPr>
-        <w:t xml:space="preserve">                available_chars=len(cover_text),</w:t>
-      </w:r>
-    </w:p>
-    <w:p>
-      <w:pPr>
-        <w:spacing w:after="0" w:line="240" w:lineRule="auto"/>
-        <w:ind w:firstLine="0" w:left="283"/>
-      </w:pPr>
-      <w:r>
-        <w:rPr>
-          <w:rFonts w:ascii="Courier New" w:hAnsi="Courier New"/>
-          <w:color w:val="101010"/>
-          <w:sz w:val="20"/>
-        </w:rPr>
-        <w:t xml:space="preserve">            )</w:t>
-      </w:r>
-    </w:p>
-    <w:p>
-      <w:pPr>
-        <w:spacing w:after="0" w:line="240" w:lineRule="auto"/>
-        <w:ind w:firstLine="0" w:left="283"/>
-      </w:pPr>
-      <w:r>
-        <w:rPr>
-          <w:rFonts w:ascii="Courier New" w:hAnsi="Courier New"/>
-          <w:color w:val="101010"/>
-          <w:sz w:val="20"/>
-        </w:rPr>
-        <w:t xml:space="preserve"> </w:t>
-      </w:r>
-    </w:p>
-    <w:p>
-      <w:pPr>
-        <w:spacing w:after="0" w:line="240" w:lineRule="auto"/>
-        <w:ind w:firstLine="0" w:left="283"/>
-      </w:pPr>
-      <w:r>
-        <w:rPr>
-          <w:rFonts w:ascii="Courier New" w:hAnsi="Courier New"/>
-          <w:color w:val="101010"/>
-          <w:sz w:val="20"/>
-        </w:rPr>
-        <w:t xml:space="preserve">        method = payload.method</w:t>
-      </w:r>
-    </w:p>
-    <w:p>
-      <w:pPr>
-        <w:spacing w:after="0" w:line="240" w:lineRule="auto"/>
-        <w:ind w:firstLine="0" w:left="283"/>
-      </w:pPr>
-      <w:r>
-        <w:rPr>
-          <w:rFonts w:ascii="Courier New" w:hAnsi="Courier New"/>
-          <w:color w:val="101010"/>
-          <w:sz w:val="20"/>
-        </w:rPr>
-        <w:t xml:space="preserve">        chars: list[CharFormatting] = []</w:t>
-      </w:r>
-    </w:p>
-    <w:p>
-      <w:pPr>
-        <w:spacing w:after="0" w:line="240" w:lineRule="auto"/>
-        <w:ind w:firstLine="0" w:left="283"/>
-      </w:pPr>
-      <w:r>
-        <w:rPr>
-          <w:rFonts w:ascii="Courier New" w:hAnsi="Courier New"/>
-          <w:color w:val="101010"/>
-          <w:sz w:val="20"/>
-        </w:rPr>
-        <w:t xml:space="preserve">        for index, char in enumerate(cover_text):</w:t>
-      </w:r>
-    </w:p>
-    <w:p>
-      <w:pPr>
-        <w:spacing w:after="0" w:line="240" w:lineRule="auto"/>
-        <w:ind w:firstLine="0" w:left="283"/>
-      </w:pPr>
-      <w:r>
-        <w:rPr>
-          <w:rFonts w:ascii="Courier New" w:hAnsi="Courier New"/>
-          <w:color w:val="101010"/>
-          <w:sz w:val="20"/>
-        </w:rPr>
-        <w:t xml:space="preserve">            is_one = index &lt; len(bits) and bits[index] == "1"</w:t>
-      </w:r>
-    </w:p>
-    <w:p>
-      <w:pPr>
-        <w:spacing w:after="0" w:line="240" w:lineRule="auto"/>
-        <w:ind w:firstLine="0" w:left="283"/>
-      </w:pPr>
-      <w:r>
-        <w:rPr>
-          <w:rFonts w:ascii="Courier New" w:hAnsi="Courier New"/>
-          <w:color w:val="101010"/>
-          <w:sz w:val="20"/>
-        </w:rPr>
-        <w:t xml:space="preserve">            chars.append(CharFormatting(</w:t>
-      </w:r>
-    </w:p>
-    <w:p>
-      <w:pPr>
-        <w:spacing w:after="0" w:line="240" w:lineRule="auto"/>
-        <w:ind w:firstLine="0" w:left="283"/>
-      </w:pPr>
-      <w:r>
-        <w:rPr>
-          <w:rFonts w:ascii="Courier New" w:hAnsi="Courier New"/>
-          <w:color w:val="101010"/>
-          <w:sz w:val="20"/>
-        </w:rPr>
-        <w:t xml:space="preserve">                char=char,</w:t>
-      </w:r>
-    </w:p>
-    <w:p>
-      <w:pPr>
-        <w:spacing w:after="0" w:line="240" w:lineRule="auto"/>
-        <w:ind w:firstLine="0" w:left="283"/>
-      </w:pPr>
-      <w:r>
-        <w:rPr>
-          <w:rFonts w:ascii="Courier New" w:hAnsi="Courier New"/>
-          <w:color w:val="101010"/>
-          <w:sz w:val="20"/>
-        </w:rPr>
-        <w:t xml:space="preserve">                param=method.param,</w:t>
-      </w:r>
-    </w:p>
-    <w:p>
-      <w:pPr>
-        <w:spacing w:after="0" w:line="240" w:lineRule="auto"/>
-        <w:ind w:firstLine="0" w:left="283"/>
-      </w:pPr>
-      <w:r>
-        <w:rPr>
-          <w:rFonts w:ascii="Courier New" w:hAnsi="Courier New"/>
-          <w:color w:val="101010"/>
-          <w:sz w:val="20"/>
-        </w:rPr>
-        <w:t xml:space="preserve">                value=method.one_value if is_one else method.zero_value,</w:t>
-      </w:r>
-    </w:p>
-    <w:p>
-      <w:pPr>
-        <w:spacing w:after="0" w:line="240" w:lineRule="auto"/>
-        <w:ind w:firstLine="0" w:left="283"/>
-      </w:pPr>
-      <w:r>
-        <w:rPr>
-          <w:rFonts w:ascii="Courier New" w:hAnsi="Courier New"/>
-          <w:color w:val="101010"/>
-          <w:sz w:val="20"/>
-        </w:rPr>
-        <w:t xml:space="preserve">                is_one=is_one,</w:t>
-      </w:r>
-    </w:p>
-    <w:p>
-      <w:pPr>
-        <w:spacing w:after="0" w:line="240" w:lineRule="auto"/>
-        <w:ind w:firstLine="0" w:left="283"/>
-      </w:pPr>
-      <w:r>
-        <w:rPr>
-          <w:rFonts w:ascii="Courier New" w:hAnsi="Courier New"/>
-          <w:color w:val="101010"/>
-          <w:sz w:val="20"/>
-        </w:rPr>
-        <w:t xml:space="preserve">            ))</w:t>
-      </w:r>
-    </w:p>
-    <w:p>
-      <w:pPr>
-        <w:spacing w:after="0" w:line="240" w:lineRule="auto"/>
-        <w:ind w:firstLine="0" w:left="283"/>
-      </w:pPr>
-      <w:r>
-        <w:rPr>
-          <w:rFonts w:ascii="Courier New" w:hAnsi="Courier New"/>
-          <w:color w:val="101010"/>
-          <w:sz w:val="20"/>
-        </w:rPr>
-        <w:t xml:space="preserve">        return FormattingPlan(chars=tuple(chars), payload_bits=len(bits))</w:t>
-      </w:r>
-    </w:p>
-    <w:p>
-      <w:pPr>
+        <w:keepNext w:val="0"/>
         <w:spacing w:before="80" w:after="160"/>
         <w:ind w:firstLine="0"/>
         <w:jc w:val="center"/>
@@ -974,245 +724,60 @@
     </w:p>
     <w:p>
       <w:pPr>
-        <w:spacing w:after="0" w:line="240" w:lineRule="auto"/>
-        <w:ind w:firstLine="0" w:left="283"/>
+        <w:keepNext/>
+        <w:spacing w:before="120" w:after="0" w:line="240" w:lineRule="auto"/>
+        <w:ind w:firstLine="0"/>
+        <w:jc w:val="center"/>
       </w:pPr>
       <w:r>
-        <w:rPr>
-          <w:rFonts w:ascii="Courier New" w:hAnsi="Courier New"/>
-          <w:color w:val="101010"/>
-          <w:sz w:val="20"/>
-        </w:rPr>
-        <w:t>class DocxContainerWriterImpl(ContainerWriter):</w:t>
+        <w:drawing>
+          <wp:inline xmlns:a="http://schemas.openxmlformats.org/drawingml/2006/main" xmlns:pic="http://schemas.openxmlformats.org/drawingml/2006/picture">
+            <wp:extent cx="5760000" cy="2676420"/>
+            <wp:docPr id="4" name="Picture 4"/>
+            <wp:cNvGraphicFramePr>
+              <a:graphicFrameLocks noChangeAspect="1"/>
+            </wp:cNvGraphicFramePr>
+            <a:graphic>
+              <a:graphicData uri="http://schemas.openxmlformats.org/drawingml/2006/picture">
+                <pic:pic>
+                  <pic:nvPicPr>
+                    <pic:cNvPr id="0" name="s3_defaults.png"/>
+                    <pic:cNvPicPr/>
+                  </pic:nvPicPr>
+                  <pic:blipFill>
+                    <a:blip r:embed="rId13"/>
+                    <a:stretch>
+                      <a:fillRect/>
+                    </a:stretch>
+                  </pic:blipFill>
+                  <pic:spPr>
+                    <a:xfrm>
+                      <a:off x="0" y="0"/>
+                      <a:ext cx="5760000" cy="2676420"/>
+                    </a:xfrm>
+                    <a:prstGeom prst="rect"/>
+                  </pic:spPr>
+                </pic:pic>
+              </a:graphicData>
+            </a:graphic>
+          </wp:inline>
+        </w:drawing>
       </w:r>
     </w:p>
     <w:p>
       <w:pPr>
-        <w:spacing w:after="0" w:line="240" w:lineRule="auto"/>
-        <w:ind w:firstLine="0" w:left="283"/>
+        <w:keepNext w:val="0"/>
+        <w:spacing w:before="80" w:after="160" w:line="240" w:lineRule="auto"/>
+        <w:ind w:firstLine="0"/>
+        <w:jc w:val="center"/>
       </w:pPr>
       <w:r>
         <w:rPr>
-          <w:rFonts w:ascii="Courier New" w:hAnsi="Courier New"/>
-          <w:color w:val="101010"/>
-          <w:sz w:val="20"/>
+          <w:rFonts w:ascii="Times New Roman" w:hAnsi="Times New Roman"/>
+          <w:i/>
+          <w:sz w:val="24"/>
         </w:rPr>
-        <w:t xml:space="preserve">    """Пишет план форматирования в docx через python-docx + OOXML."""</w:t>
-      </w:r>
-    </w:p>
-    <w:p>
-      <w:pPr>
-        <w:spacing w:after="0" w:line="240" w:lineRule="auto"/>
-        <w:ind w:firstLine="0" w:left="283"/>
-      </w:pPr>
-      <w:r>
-        <w:rPr>
-          <w:rFonts w:ascii="Courier New" w:hAnsi="Courier New"/>
-          <w:color w:val="101010"/>
-          <w:sz w:val="20"/>
-        </w:rPr>
-        <w:t xml:space="preserve"> </w:t>
-      </w:r>
-    </w:p>
-    <w:p>
-      <w:pPr>
-        <w:spacing w:after="0" w:line="240" w:lineRule="auto"/>
-        <w:ind w:firstLine="0" w:left="283"/>
-      </w:pPr>
-      <w:r>
-        <w:rPr>
-          <w:rFonts w:ascii="Courier New" w:hAnsi="Courier New"/>
-          <w:color w:val="101010"/>
-          <w:sz w:val="20"/>
-        </w:rPr>
-        <w:t xml:space="preserve">    def write(self, plan: FormattingPlan, path: Path) -&gt; None:</w:t>
-      </w:r>
-    </w:p>
-    <w:p>
-      <w:pPr>
-        <w:spacing w:after="0" w:line="240" w:lineRule="auto"/>
-        <w:ind w:firstLine="0" w:left="283"/>
-      </w:pPr>
-      <w:r>
-        <w:rPr>
-          <w:rFonts w:ascii="Courier New" w:hAnsi="Courier New"/>
-          <w:color w:val="101010"/>
-          <w:sz w:val="20"/>
-        </w:rPr>
-        <w:t xml:space="preserve">        document = Document()</w:t>
-      </w:r>
-    </w:p>
-    <w:p>
-      <w:pPr>
-        <w:spacing w:after="0" w:line="240" w:lineRule="auto"/>
-        <w:ind w:firstLine="0" w:left="283"/>
-      </w:pPr>
-      <w:r>
-        <w:rPr>
-          <w:rFonts w:ascii="Courier New" w:hAnsi="Courier New"/>
-          <w:color w:val="101010"/>
-          <w:sz w:val="20"/>
-        </w:rPr>
-        <w:t xml:space="preserve">        paragraph = document.add_paragraph()</w:t>
-      </w:r>
-    </w:p>
-    <w:p>
-      <w:pPr>
-        <w:spacing w:after="0" w:line="240" w:lineRule="auto"/>
-        <w:ind w:firstLine="0" w:left="283"/>
-      </w:pPr>
-      <w:r>
-        <w:rPr>
-          <w:rFonts w:ascii="Courier New" w:hAnsi="Courier New"/>
-          <w:color w:val="101010"/>
-          <w:sz w:val="20"/>
-        </w:rPr>
-        <w:t xml:space="preserve">        for char_formatting in plan.chars:</w:t>
-      </w:r>
-    </w:p>
-    <w:p>
-      <w:pPr>
-        <w:spacing w:after="0" w:line="240" w:lineRule="auto"/>
-        <w:ind w:firstLine="0" w:left="283"/>
-      </w:pPr>
-      <w:r>
-        <w:rPr>
-          <w:rFonts w:ascii="Courier New" w:hAnsi="Courier New"/>
-          <w:color w:val="101010"/>
-          <w:sz w:val="20"/>
-        </w:rPr>
-        <w:t xml:space="preserve">            run = paragraph.add_run(char_formatting.char)</w:t>
-      </w:r>
-    </w:p>
-    <w:p>
-      <w:pPr>
-        <w:spacing w:after="0" w:line="240" w:lineRule="auto"/>
-        <w:ind w:firstLine="0" w:left="283"/>
-      </w:pPr>
-      <w:r>
-        <w:rPr>
-          <w:rFonts w:ascii="Courier New" w:hAnsi="Courier New"/>
-          <w:color w:val="101010"/>
-          <w:sz w:val="20"/>
-        </w:rPr>
-        <w:t xml:space="preserve">            self._apply(run, char_formatting)</w:t>
-      </w:r>
-    </w:p>
-    <w:p>
-      <w:pPr>
-        <w:spacing w:after="0" w:line="240" w:lineRule="auto"/>
-        <w:ind w:firstLine="0" w:left="283"/>
-      </w:pPr>
-      <w:r>
-        <w:rPr>
-          <w:rFonts w:ascii="Courier New" w:hAnsi="Courier New"/>
-          <w:color w:val="101010"/>
-          <w:sz w:val="20"/>
-        </w:rPr>
-        <w:t xml:space="preserve">        document.save(str(path))</w:t>
-      </w:r>
-    </w:p>
-    <w:p>
-      <w:pPr>
-        <w:spacing w:after="0" w:line="240" w:lineRule="auto"/>
-        <w:ind w:firstLine="0" w:left="283"/>
-      </w:pPr>
-      <w:r>
-        <w:rPr>
-          <w:rFonts w:ascii="Courier New" w:hAnsi="Courier New"/>
-          <w:color w:val="101010"/>
-          <w:sz w:val="20"/>
-        </w:rPr>
-        <w:t xml:space="preserve"> </w:t>
-      </w:r>
-    </w:p>
-    <w:p>
-      <w:pPr>
-        <w:spacing w:after="0" w:line="240" w:lineRule="auto"/>
-        <w:ind w:firstLine="0" w:left="283"/>
-      </w:pPr>
-      <w:r>
-        <w:rPr>
-          <w:rFonts w:ascii="Courier New" w:hAnsi="Courier New"/>
-          <w:color w:val="101010"/>
-          <w:sz w:val="20"/>
-        </w:rPr>
-        <w:t xml:space="preserve">    def _apply(self, run: Run, formatting: CharFormatting) -&gt; None:</w:t>
-      </w:r>
-    </w:p>
-    <w:p>
-      <w:pPr>
-        <w:spacing w:after="0" w:line="240" w:lineRule="auto"/>
-        <w:ind w:firstLine="0" w:left="283"/>
-      </w:pPr>
-      <w:r>
-        <w:rPr>
-          <w:rFonts w:ascii="Courier New" w:hAnsi="Courier New"/>
-          <w:color w:val="101010"/>
-          <w:sz w:val="20"/>
-        </w:rPr>
-        <w:t xml:space="preserve">        tag = _PARAM_TAG[formatting.param]</w:t>
-      </w:r>
-    </w:p>
-    <w:p>
-      <w:pPr>
-        <w:spacing w:after="0" w:line="240" w:lineRule="auto"/>
-        <w:ind w:firstLine="0" w:left="283"/>
-      </w:pPr>
-      <w:r>
-        <w:rPr>
-          <w:rFonts w:ascii="Courier New" w:hAnsi="Courier New"/>
-          <w:color w:val="101010"/>
-          <w:sz w:val="20"/>
-        </w:rPr>
-        <w:t xml:space="preserve">        rpr = run._element.get_or_add_rPr()</w:t>
-      </w:r>
-    </w:p>
-    <w:p>
-      <w:pPr>
-        <w:spacing w:after="0" w:line="240" w:lineRule="auto"/>
-        <w:ind w:firstLine="0" w:left="283"/>
-      </w:pPr>
-      <w:r>
-        <w:rPr>
-          <w:rFonts w:ascii="Courier New" w:hAnsi="Courier New"/>
-          <w:color w:val="101010"/>
-          <w:sz w:val="20"/>
-        </w:rPr>
-        <w:t xml:space="preserve">        element = OxmlElement(tag)</w:t>
-      </w:r>
-    </w:p>
-    <w:p>
-      <w:pPr>
-        <w:spacing w:after="0" w:line="240" w:lineRule="auto"/>
-        <w:ind w:firstLine="0" w:left="283"/>
-      </w:pPr>
-      <w:r>
-        <w:rPr>
-          <w:rFonts w:ascii="Courier New" w:hAnsi="Courier New"/>
-          <w:color w:val="101010"/>
-          <w:sz w:val="20"/>
-        </w:rPr>
-        <w:t xml:space="preserve">        element.set(qn("w:val"), formatting.value)</w:t>
-      </w:r>
-    </w:p>
-    <w:p>
-      <w:pPr>
-        <w:spacing w:after="0" w:line="240" w:lineRule="auto"/>
-        <w:ind w:firstLine="0" w:left="283"/>
-      </w:pPr>
-      <w:r>
-        <w:rPr>
-          <w:rFonts w:ascii="Courier New" w:hAnsi="Courier New"/>
-          <w:color w:val="101010"/>
-          <w:sz w:val="20"/>
-        </w:rPr>
-        <w:t xml:space="preserve">        rpr.append(element)</w:t>
-      </w:r>
-    </w:p>
-    <w:p>
-      <w:r>
-        <w:br w:type="page"/>
+        <w:t>Листинг 3 — незаметные пары значений форматирования «для 0 / для 1» по каждому параметру</w:t>
       </w:r>
     </w:p>
     <w:p>
@@ -1240,6 +805,21 @@
           <w:sz w:val="28"/>
         </w:rPr>
         <w:t>Для варианта 11 требуется встроить пословицу «И мотылек живет целую жизнь.» в стих-контейнер covers/1.docx, используя параметр форматирования «масштаб шрифта» и кодировку «КОИ-8R».</w:t>
+      </w:r>
+    </w:p>
+    <w:p>
+      <w:pPr>
+        <w:spacing w:before="80" w:after="160"/>
+        <w:ind w:firstLine="0"/>
+        <w:jc w:val="center"/>
+      </w:pPr>
+      <w:r>
+        <w:rPr>
+          <w:rFonts w:ascii="Times New Roman" w:hAnsi="Times New Roman"/>
+          <w:i/>
+          <w:sz w:val="26"/>
+        </w:rPr>
+        <w:t>Таблица 1 — Параметры встраивания для варианта №11</w:t>
       </w:r>
     </w:p>
     <w:tbl>
@@ -1700,6 +1280,49 @@
     </w:tbl>
     <w:p>
       <w:pPr>
+        <w:keepNext/>
+        <w:spacing w:before="120" w:after="0" w:line="240" w:lineRule="auto"/>
+        <w:ind w:firstLine="0"/>
+        <w:jc w:val="center"/>
+      </w:pPr>
+      <w:r>
+        <w:drawing>
+          <wp:inline xmlns:a="http://schemas.openxmlformats.org/drawingml/2006/main" xmlns:pic="http://schemas.openxmlformats.org/drawingml/2006/picture">
+            <wp:extent cx="5940000" cy="2806241"/>
+            <wp:docPr id="5" name="Picture 5"/>
+            <wp:cNvGraphicFramePr>
+              <a:graphicFrameLocks noChangeAspect="1"/>
+            </wp:cNvGraphicFramePr>
+            <a:graphic>
+              <a:graphicData uri="http://schemas.openxmlformats.org/drawingml/2006/picture">
+                <pic:pic>
+                  <pic:nvPicPr>
+                    <pic:cNvPr id="0" name="encode_out.png"/>
+                    <pic:cNvPicPr/>
+                  </pic:nvPicPr>
+                  <pic:blipFill>
+                    <a:blip r:embed="rId14"/>
+                    <a:stretch>
+                      <a:fillRect/>
+                    </a:stretch>
+                  </pic:blipFill>
+                  <pic:spPr>
+                    <a:xfrm>
+                      <a:off x="0" y="0"/>
+                      <a:ext cx="5940000" cy="2806241"/>
+                    </a:xfrm>
+                    <a:prstGeom prst="rect"/>
+                  </pic:spPr>
+                </pic:pic>
+              </a:graphicData>
+            </a:graphic>
+          </wp:inline>
+        </w:drawing>
+      </w:r>
+    </w:p>
+    <w:p>
+      <w:pPr>
+        <w:keepNext w:val="0"/>
         <w:spacing w:before="80" w:after="160"/>
         <w:ind w:firstLine="0"/>
         <w:jc w:val="center"/>
@@ -1710,12 +1333,96 @@
           <w:i/>
           <w:sz w:val="26"/>
         </w:rPr>
-        <w:t>Таблица 1 — Параметры встраивания для варианта №11</w:t>
+        <w:t>Листинг 4 — вывод CLI-программы (встраивание контейнера)</w:t>
       </w:r>
     </w:p>
     <w:p>
       <w:pPr>
-        <w:spacing w:before="80" w:after="160"/>
+        <w:spacing w:before="240" w:after="120"/>
+        <w:ind w:firstLine="0"/>
+        <w:jc w:val="left"/>
+      </w:pPr>
+      <w:r>
+        <w:rPr>
+          <w:rFonts w:ascii="Times New Roman" w:hAnsi="Times New Roman"/>
+          <w:b/>
+          <w:sz w:val="28"/>
+        </w:rPr>
+        <w:t>7. Проверка результата</w:t>
+      </w:r>
+    </w:p>
+    <w:p>
+      <w:pPr>
+        <w:spacing w:line="360" w:lineRule="auto"/>
+        <w:ind w:firstLine="709"/>
+        <w:jc w:val="both"/>
+      </w:pPr>
+      <w:r>
+        <w:rPr>
+          <w:rFonts w:ascii="Times New Roman" w:hAnsi="Times New Roman"/>
+          <w:sz w:val="28"/>
+        </w:rPr>
+        <w:t>Корректность встраивания проверялась вручную двумя способами. Во-первых, полученный файл variant11.docx открывался в MS Word: текст стиха выглядит как обычный контейнер, отличий от исходного covers/1.docx на глаз нет. Наличие сокрытия подтверждается через «Выделить символ → ПКМ → Шрифт → Дополнительно → Масштаб»: у символов, несущих бит «1», масштаб равен 99 %, у остальных — 100 %.</w:t>
+      </w:r>
+    </w:p>
+    <w:p>
+      <w:pPr>
+        <w:spacing w:line="360" w:lineRule="auto"/>
+        <w:ind w:firstLine="709"/>
+        <w:jc w:val="both"/>
+      </w:pPr>
+      <w:r>
+        <w:rPr>
+          <w:rFonts w:ascii="Times New Roman" w:hAnsi="Times New Roman"/>
+          <w:sz w:val="28"/>
+        </w:rPr>
+        <w:t>Во-вторых, выполнена сквозная проверка: тот же файл подан на вход детектору из ПР1. Программа независимо определила параметр форматирования «масштаб шрифта», подобрала кодировку КОИ-8R и восстановила исходную пословицу без искажений — цикл «встраивание → извлечение» замыкается без потери данных.</w:t>
+      </w:r>
+    </w:p>
+    <w:p>
+      <w:pPr>
+        <w:spacing w:before="120" w:after="0" w:line="240" w:lineRule="auto"/>
+        <w:ind w:firstLine="0"/>
+        <w:jc w:val="center"/>
+      </w:pPr>
+      <w:r>
+        <w:drawing>
+          <wp:inline xmlns:a="http://schemas.openxmlformats.org/drawingml/2006/main" xmlns:pic="http://schemas.openxmlformats.org/drawingml/2006/picture">
+            <wp:extent cx="5940000" cy="2501436"/>
+            <wp:docPr id="6" name="Picture 6"/>
+            <wp:cNvGraphicFramePr>
+              <a:graphicFrameLocks noChangeAspect="1"/>
+            </wp:cNvGraphicFramePr>
+            <a:graphic>
+              <a:graphicData uri="http://schemas.openxmlformats.org/drawingml/2006/picture">
+                <pic:pic>
+                  <pic:nvPicPr>
+                    <pic:cNvPr id="0" name="decode_out.png"/>
+                    <pic:cNvPicPr/>
+                  </pic:nvPicPr>
+                  <pic:blipFill>
+                    <a:blip r:embed="rId15"/>
+                    <a:stretch>
+                      <a:fillRect/>
+                    </a:stretch>
+                  </pic:blipFill>
+                  <pic:spPr>
+                    <a:xfrm>
+                      <a:off x="0" y="0"/>
+                      <a:ext cx="5940000" cy="2501436"/>
+                    </a:xfrm>
+                    <a:prstGeom prst="rect"/>
+                  </pic:spPr>
+                </pic:pic>
+              </a:graphicData>
+            </a:graphic>
+          </wp:inline>
+        </w:drawing>
+      </w:r>
+    </w:p>
+    <w:p>
+      <w:pPr>
+        <w:spacing w:before="80" w:after="160" w:line="240" w:lineRule="auto"/>
         <w:ind w:firstLine="0"/>
         <w:jc w:val="center"/>
       </w:pPr>
@@ -1723,261 +1430,9 @@
         <w:rPr>
           <w:rFonts w:ascii="Times New Roman" w:hAnsi="Times New Roman"/>
           <w:i/>
-          <w:sz w:val="26"/>
+          <w:sz w:val="24"/>
         </w:rPr>
-        <w:t>Листинг 3 — вывод CLI-программы</w:t>
-      </w:r>
-    </w:p>
-    <w:p>
-      <w:pPr>
-        <w:spacing w:after="0" w:line="240" w:lineRule="auto"/>
-        <w:ind w:firstLine="0" w:left="283"/>
-      </w:pPr>
-      <w:r>
-        <w:rPr>
-          <w:rFonts w:ascii="Courier New" w:hAnsi="Courier New"/>
-          <w:color w:val="101010"/>
-          <w:sz w:val="20"/>
-        </w:rPr>
-        <w:t>$ steganography text-format-encode encode \</w:t>
-      </w:r>
-    </w:p>
-    <w:p>
-      <w:pPr>
-        <w:spacing w:after="0" w:line="240" w:lineRule="auto"/>
-        <w:ind w:firstLine="0" w:left="283"/>
-      </w:pPr>
-      <w:r>
-        <w:rPr>
-          <w:rFonts w:ascii="Courier New" w:hAnsi="Courier New"/>
-          <w:color w:val="101010"/>
-          <w:sz w:val="20"/>
-        </w:rPr>
-        <w:t xml:space="preserve">    -s "И мотылек живет целую жизнь." \</w:t>
-      </w:r>
-    </w:p>
-    <w:p>
-      <w:pPr>
-        <w:spacing w:after="0" w:line="240" w:lineRule="auto"/>
-        <w:ind w:firstLine="0" w:left="283"/>
-      </w:pPr>
-      <w:r>
-        <w:rPr>
-          <w:rFonts w:ascii="Courier New" w:hAnsi="Courier New"/>
-          <w:color w:val="101010"/>
-          <w:sz w:val="20"/>
-        </w:rPr>
-        <w:t xml:space="preserve">    --cover-file resources/steganographic_concealment/covers/1.docx \</w:t>
-      </w:r>
-    </w:p>
-    <w:p>
-      <w:pPr>
-        <w:spacing w:after="0" w:line="240" w:lineRule="auto"/>
-        <w:ind w:firstLine="0" w:left="283"/>
-      </w:pPr>
-      <w:r>
-        <w:rPr>
-          <w:rFonts w:ascii="Courier New" w:hAnsi="Courier New"/>
-          <w:color w:val="101010"/>
-          <w:sz w:val="20"/>
-        </w:rPr>
-        <w:t xml:space="preserve">    -e КОИ-8R -p scale \</w:t>
-      </w:r>
-    </w:p>
-    <w:p>
-      <w:pPr>
-        <w:spacing w:after="0" w:line="240" w:lineRule="auto"/>
-        <w:ind w:firstLine="0" w:left="283"/>
-      </w:pPr>
-      <w:r>
-        <w:rPr>
-          <w:rFonts w:ascii="Courier New" w:hAnsi="Courier New"/>
-          <w:color w:val="101010"/>
-          <w:sz w:val="20"/>
-        </w:rPr>
-        <w:t xml:space="preserve">    -o resources/steganographic_concealment/generated/variant11.docx</w:t>
-      </w:r>
-    </w:p>
-    <w:p>
-      <w:pPr>
-        <w:spacing w:after="0" w:line="240" w:lineRule="auto"/>
-        <w:ind w:firstLine="0" w:left="283"/>
-      </w:pPr>
-      <w:r>
-        <w:rPr>
-          <w:rFonts w:ascii="Courier New" w:hAnsi="Courier New"/>
-          <w:color w:val="101010"/>
-          <w:sz w:val="20"/>
-        </w:rPr>
-        <w:t xml:space="preserve"> </w:t>
-      </w:r>
-    </w:p>
-    <w:p>
-      <w:pPr>
-        <w:spacing w:after="0" w:line="240" w:lineRule="auto"/>
-        <w:ind w:firstLine="0" w:left="283"/>
-      </w:pPr>
-      <w:r>
-        <w:rPr>
-          <w:rFonts w:ascii="Courier New" w:hAnsi="Courier New"/>
-          <w:color w:val="101010"/>
-          <w:sz w:val="20"/>
-        </w:rPr>
-        <w:t>+-----------------------+--------------------------------+</w:t>
-      </w:r>
-    </w:p>
-    <w:p>
-      <w:pPr>
-        <w:spacing w:after="0" w:line="240" w:lineRule="auto"/>
-        <w:ind w:firstLine="0" w:left="283"/>
-      </w:pPr>
-      <w:r>
-        <w:rPr>
-          <w:rFonts w:ascii="Courier New" w:hAnsi="Courier New"/>
-          <w:color w:val="101010"/>
-          <w:sz w:val="20"/>
-        </w:rPr>
-        <w:t>|       Встраивание в variant11.docx           |</w:t>
-      </w:r>
-    </w:p>
-    <w:p>
-      <w:pPr>
-        <w:spacing w:after="0" w:line="240" w:lineRule="auto"/>
-        <w:ind w:firstLine="0" w:left="283"/>
-      </w:pPr>
-      <w:r>
-        <w:rPr>
-          <w:rFonts w:ascii="Courier New" w:hAnsi="Courier New"/>
-          <w:color w:val="101010"/>
-          <w:sz w:val="20"/>
-        </w:rPr>
-        <w:t>+-----------------------+--------------------------------+</w:t>
-      </w:r>
-    </w:p>
-    <w:p>
-      <w:pPr>
-        <w:spacing w:after="0" w:line="240" w:lineRule="auto"/>
-        <w:ind w:firstLine="0" w:left="283"/>
-      </w:pPr>
-      <w:r>
-        <w:rPr>
-          <w:rFonts w:ascii="Courier New" w:hAnsi="Courier New"/>
-          <w:color w:val="101010"/>
-          <w:sz w:val="20"/>
-        </w:rPr>
-        <w:t>| Сообщение             | И мотылек живет целую жизнь.</w:t>
-      </w:r>
-    </w:p>
-    <w:p>
-      <w:pPr>
-        <w:spacing w:after="0" w:line="240" w:lineRule="auto"/>
-        <w:ind w:firstLine="0" w:left="283"/>
-      </w:pPr>
-      <w:r>
-        <w:rPr>
-          <w:rFonts w:ascii="Courier New" w:hAnsi="Courier New"/>
-          <w:color w:val="101010"/>
-          <w:sz w:val="20"/>
-        </w:rPr>
-        <w:t>| Кодировка             | КОИ-8R</w:t>
-      </w:r>
-    </w:p>
-    <w:p>
-      <w:pPr>
-        <w:spacing w:after="0" w:line="240" w:lineRule="auto"/>
-        <w:ind w:firstLine="0" w:left="283"/>
-      </w:pPr>
-      <w:r>
-        <w:rPr>
-          <w:rFonts w:ascii="Courier New" w:hAnsi="Courier New"/>
-          <w:color w:val="101010"/>
-          <w:sz w:val="20"/>
-        </w:rPr>
-        <w:t>| Параметр              | масштаб шрифта</w:t>
-      </w:r>
-    </w:p>
-    <w:p>
-      <w:pPr>
-        <w:spacing w:after="0" w:line="240" w:lineRule="auto"/>
-        <w:ind w:firstLine="0" w:left="283"/>
-      </w:pPr>
-      <w:r>
-        <w:rPr>
-          <w:rFonts w:ascii="Courier New" w:hAnsi="Courier New"/>
-          <w:color w:val="101010"/>
-          <w:sz w:val="20"/>
-        </w:rPr>
-        <w:t>| Значение для 0        | 100</w:t>
-      </w:r>
-    </w:p>
-    <w:p>
-      <w:pPr>
-        <w:spacing w:after="0" w:line="240" w:lineRule="auto"/>
-        <w:ind w:firstLine="0" w:left="283"/>
-      </w:pPr>
-      <w:r>
-        <w:rPr>
-          <w:rFonts w:ascii="Courier New" w:hAnsi="Courier New"/>
-          <w:color w:val="101010"/>
-          <w:sz w:val="20"/>
-        </w:rPr>
-        <w:t>| Значение для 1        | 99</w:t>
-      </w:r>
-    </w:p>
-    <w:p>
-      <w:pPr>
-        <w:spacing w:after="0" w:line="240" w:lineRule="auto"/>
-        <w:ind w:firstLine="0" w:left="283"/>
-      </w:pPr>
-      <w:r>
-        <w:rPr>
-          <w:rFonts w:ascii="Courier New" w:hAnsi="Courier New"/>
-          <w:color w:val="101010"/>
-          <w:sz w:val="20"/>
-        </w:rPr>
-        <w:t>| Полезных бит          | 224</w:t>
-      </w:r>
-    </w:p>
-    <w:p>
-      <w:pPr>
-        <w:spacing w:after="0" w:line="240" w:lineRule="auto"/>
-        <w:ind w:firstLine="0" w:left="283"/>
-      </w:pPr>
-      <w:r>
-        <w:rPr>
-          <w:rFonts w:ascii="Courier New" w:hAnsi="Courier New"/>
-          <w:color w:val="101010"/>
-          <w:sz w:val="20"/>
-        </w:rPr>
-        <w:t>| Символов в контейнере | 1798</w:t>
-      </w:r>
-    </w:p>
-    <w:p>
-      <w:pPr>
-        <w:spacing w:after="0" w:line="240" w:lineRule="auto"/>
-        <w:ind w:firstLine="0" w:left="283"/>
-      </w:pPr>
-      <w:r>
-        <w:rPr>
-          <w:rFonts w:ascii="Courier New" w:hAnsi="Courier New"/>
-          <w:color w:val="101010"/>
-          <w:sz w:val="20"/>
-        </w:rPr>
-        <w:t>| Статус                | успешно</w:t>
-      </w:r>
-    </w:p>
-    <w:p>
-      <w:pPr>
-        <w:spacing w:after="0" w:line="240" w:lineRule="auto"/>
-        <w:ind w:firstLine="0" w:left="283"/>
-      </w:pPr>
-      <w:r>
-        <w:rPr>
-          <w:rFonts w:ascii="Courier New" w:hAnsi="Courier New"/>
-          <w:color w:val="101010"/>
-          <w:sz w:val="20"/>
-        </w:rPr>
-        <w:t>+-----------------------+--------------------------------+</w:t>
+        <w:t>Рисунок 1 — обратное декодирование variant11.docx программой ПР1: сообщение восстановлено полностью</w:t>
       </w:r>
     </w:p>
     <w:p>
@@ -1992,7 +1447,7 @@
           <w:b/>
           <w:sz w:val="32"/>
         </w:rPr>
-        <w:t>7. Вывод</w:t>
+        <w:t>8. Вывод</w:t>
       </w:r>
     </w:p>
     <w:p>
@@ -2005,6 +1460,133 @@
           <w:sz w:val="28"/>
         </w:rPr>
         <w:t>Для индивидуального варианта №11 реализованной программой ПР2 пословица «И мотылек живет целую жизнь.» успешно встроена в стих-контейнер covers/1.docx через «масштаб шрифта» с кодировкой «КОИ-8R» (224 полезных бит на 1798 символов контейнера). Полученный файл variant11.docx может быть расшифрован программой ПР1 без потери данных.</w:t>
+      </w:r>
+    </w:p>
+    <w:p>
+      <w:pPr>
+        <w:spacing w:before="240" w:after="120"/>
+        <w:ind w:firstLine="0"/>
+        <w:jc w:val="left"/>
+      </w:pPr>
+      <w:r>
+        <w:rPr>
+          <w:rFonts w:ascii="Times New Roman" w:hAnsi="Times New Roman"/>
+          <w:b/>
+          <w:sz w:val="28"/>
+        </w:rPr>
+        <w:t>9. Контрольные вопросы</w:t>
+      </w:r>
+    </w:p>
+    <w:p>
+      <w:pPr>
+        <w:spacing w:line="360" w:lineRule="auto"/>
+        <w:ind w:firstLine="709"/>
+        <w:jc w:val="both"/>
+      </w:pPr>
+      <w:r>
+        <w:rPr>
+          <w:rFonts w:ascii="Times New Roman" w:hAnsi="Times New Roman"/>
+          <w:sz w:val="28"/>
+        </w:rPr>
+        <w:t>1. Понятие цифровой стеганографии. Цифровая стеганография (ЦС) — направление стеганографии, изучающее методы сокрытия самого факта передачи информации путём встраивания секретного сообщения в цифровой объект-контейнер (текст, изображение, аудио, видео). Сокрытие выполняется за счёт избыточности контейнера, так что его изменение незаметно, а извлечение возможно только при знании метода (и, как правило, стегоключа).</w:t>
+      </w:r>
+    </w:p>
+    <w:p>
+      <w:pPr>
+        <w:spacing w:line="360" w:lineRule="auto"/>
+        <w:ind w:firstLine="709"/>
+        <w:jc w:val="both"/>
+      </w:pPr>
+      <w:r>
+        <w:rPr>
+          <w:rFonts w:ascii="Times New Roman" w:hAnsi="Times New Roman"/>
+          <w:sz w:val="28"/>
+        </w:rPr>
+        <w:t>2. Год принятия понятия ЦС. Термин «цифровая стеганография» закрепился в 1996 году — на первой Международной конференции по сокрытию информации (Information Hiding Workshop, Кембридж, 1996), где была принята единая терминология направления (контейнер, стегоключ, стегосистема).</w:t>
+      </w:r>
+    </w:p>
+    <w:p>
+      <w:pPr>
+        <w:spacing w:line="360" w:lineRule="auto"/>
+        <w:ind w:firstLine="709"/>
+        <w:jc w:val="both"/>
+      </w:pPr>
+      <w:r>
+        <w:rPr>
+          <w:rFonts w:ascii="Times New Roman" w:hAnsi="Times New Roman"/>
+          <w:sz w:val="28"/>
+        </w:rPr>
+        <w:t>3. Сфера применения. Скрытая передача конфиденциальных данных; цифровые водяные знаки и защита авторских прав; подтверждение подлинности и контроля целостности документов (fingerprinting); маркировка и отслеживание утечек; создание скрытых каналов связи. Часто применяется совместно с криптографией: сначала шифрование, затем сокрытие факта передачи.</w:t>
+      </w:r>
+    </w:p>
+    <w:p>
+      <w:pPr>
+        <w:spacing w:line="360" w:lineRule="auto"/>
+        <w:ind w:firstLine="709"/>
+        <w:jc w:val="both"/>
+      </w:pPr>
+      <w:r>
+        <w:rPr>
+          <w:rFonts w:ascii="Times New Roman" w:hAnsi="Times New Roman"/>
+          <w:sz w:val="28"/>
+        </w:rPr>
+        <w:t>4. Схема стеганографического сокрытия информации. Секретное сообщение M, контейнер C и стегоключ K подаются на вход стегокодера, который встраивает M в C и формирует стегоконтейнер C'. По каналу связи C' передаётся получателю; стегодекодер, зная ключ K и метод, извлекает из C' исходное сообщение M. Обобщённая схема приведена ниже.</w:t>
+      </w:r>
+    </w:p>
+    <w:p>
+      <w:pPr>
+        <w:spacing w:before="120" w:after="0" w:line="240" w:lineRule="auto"/>
+        <w:ind w:firstLine="0"/>
+        <w:jc w:val="center"/>
+      </w:pPr>
+      <w:r>
+        <w:drawing>
+          <wp:inline xmlns:a="http://schemas.openxmlformats.org/drawingml/2006/main" xmlns:pic="http://schemas.openxmlformats.org/drawingml/2006/picture">
+            <wp:extent cx="5760000" cy="2762896"/>
+            <wp:docPr id="7" name="Picture 7"/>
+            <wp:cNvGraphicFramePr>
+              <a:graphicFrameLocks noChangeAspect="1"/>
+            </wp:cNvGraphicFramePr>
+            <a:graphic>
+              <a:graphicData uri="http://schemas.openxmlformats.org/drawingml/2006/picture">
+                <pic:pic>
+                  <pic:nvPicPr>
+                    <pic:cNvPr id="0" name="scheme.png"/>
+                    <pic:cNvPicPr/>
+                  </pic:nvPicPr>
+                  <pic:blipFill>
+                    <a:blip r:embed="rId16"/>
+                    <a:stretch>
+                      <a:fillRect/>
+                    </a:stretch>
+                  </pic:blipFill>
+                  <pic:spPr>
+                    <a:xfrm>
+                      <a:off x="0" y="0"/>
+                      <a:ext cx="5760000" cy="2762896"/>
+                    </a:xfrm>
+                    <a:prstGeom prst="rect"/>
+                  </pic:spPr>
+                </pic:pic>
+              </a:graphicData>
+            </a:graphic>
+          </wp:inline>
+        </w:drawing>
+      </w:r>
+    </w:p>
+    <w:p>
+      <w:pPr>
+        <w:spacing w:before="80" w:after="160" w:line="240" w:lineRule="auto"/>
+        <w:ind w:firstLine="0"/>
+        <w:jc w:val="center"/>
+      </w:pPr>
+      <w:r>
+        <w:rPr>
+          <w:rFonts w:ascii="Times New Roman" w:hAnsi="Times New Roman"/>
+          <w:i/>
+          <w:sz w:val="24"/>
+        </w:rPr>
+        <w:t>Рисунок 2 — обобщённая схема стеганографического сокрытия и извлечения информации</w:t>
       </w:r>
     </w:p>
     <w:sectPr>
